--- a/public/downloads/grievance.docx
+++ b/public/downloads/grievance.docx
@@ -1,6 +1,6 @@
 
 <file path=word/document.xml><?xml version="1.0" encoding="utf-8"?>
-<w:document xmlns:wpc="http://schemas.microsoft.com/office/word/2010/wordprocessingCanvas" xmlns:cx="http://schemas.microsoft.com/office/drawing/2014/chartex" xmlns:cx1="http://schemas.microsoft.com/office/drawing/2015/9/8/chartex" xmlns:cx2="http://schemas.microsoft.com/office/drawing/2015/10/21/chartex" xmlns:cx3="http://schemas.microsoft.com/office/drawing/2016/5/9/chartex" xmlns:cx4="http://schemas.microsoft.com/office/drawing/2016/5/10/chartex" xmlns:cx5="http://schemas.microsoft.com/office/drawing/2016/5/11/chartex" xmlns:cx6="http://schemas.microsoft.com/office/drawing/2016/5/12/chartex" xmlns:cx7="http://schemas.microsoft.com/office/drawing/2016/5/13/chartex" xmlns:cx8="http://schemas.microsoft.com/office/drawing/2016/5/14/chartex" xmlns:mc="http://schemas.openxmlformats.org/markup-compatibility/2006" xmlns:aink="http://schemas.microsoft.com/office/drawing/2016/ink" xmlns:am3d="http://schemas.microsoft.com/office/drawing/2017/model3d" xmlns:o="urn:schemas-microsoft-com:office:office" xmlns:r="http://schemas.openxmlformats.org/officeDocument/2006/relationships" xmlns:m="http://schemas.openxmlformats.org/officeDocument/2006/math" xmlns:v="urn:schemas-microsoft-com:vml" xmlns:wp14="http://schemas.microsoft.com/office/word/2010/wordprocessingDrawing" xmlns:wp="http://schemas.openxmlformats.org/drawingml/2006/wordprocessingDrawing" xmlns:w10="urn:schemas-microsoft-com:office:word" xmlns:w="http://schemas.openxmlformats.org/wordprocessingml/2006/main" xmlns:w14="http://schemas.microsoft.com/office/word/2010/wordml" xmlns:w15="http://schemas.microsoft.com/office/word/2012/wordml" xmlns:w16cid="http://schemas.microsoft.com/office/word/2016/wordml/cid" xmlns:w16se="http://schemas.microsoft.com/office/word/2015/wordml/symex" xmlns:wpg="http://schemas.microsoft.com/office/word/2010/wordprocessingGroup" xmlns:wpi="http://schemas.microsoft.com/office/word/2010/wordprocessingInk" xmlns:wne="http://schemas.microsoft.com/office/word/2006/wordml" xmlns:wps="http://schemas.microsoft.com/office/word/2010/wordprocessingShape" mc:Ignorable="w14 w15 w16se w16cid wp14">
+<w:document xmlns:wpc="http://schemas.microsoft.com/office/word/2010/wordprocessingCanvas" xmlns:mc="http://schemas.openxmlformats.org/markup-compatibility/2006" xmlns:o="urn:schemas-microsoft-com:office:office" xmlns:r="http://schemas.openxmlformats.org/officeDocument/2006/relationships" xmlns:m="http://schemas.openxmlformats.org/officeDocument/2006/math" xmlns:v="urn:schemas-microsoft-com:vml" xmlns:wp14="http://schemas.microsoft.com/office/word/2010/wordprocessingDrawing" xmlns:wp="http://schemas.openxmlformats.org/drawingml/2006/wordprocessingDrawing" xmlns:w10="urn:schemas-microsoft-com:office:word" xmlns:w="http://schemas.openxmlformats.org/wordprocessingml/2006/main" xmlns:w14="http://schemas.microsoft.com/office/word/2010/wordml" xmlns:w15="http://schemas.microsoft.com/office/word/2012/wordml" xmlns:wpg="http://schemas.microsoft.com/office/word/2010/wordprocessingGroup" xmlns:wpi="http://schemas.microsoft.com/office/word/2010/wordprocessingInk" xmlns:wne="http://schemas.microsoft.com/office/word/2006/wordml" xmlns:wps="http://schemas.microsoft.com/office/word/2010/wordprocessingShape" mc:Ignorable="w14 w15 wp14">
   <w:body>
     <w:p>
       <w:pPr>
@@ -155,7 +155,7 @@
               </wp:anchor>
             </w:drawing>
           </mc:Choice>
-          <mc:Fallback>
+          <mc:Fallback xmlns:w16se="http://schemas.microsoft.com/office/word/2015/wordml/symex" xmlns:w16cid="http://schemas.microsoft.com/office/word/2016/wordml/cid" xmlns:am3d="http://schemas.microsoft.com/office/drawing/2017/model3d" xmlns:aink="http://schemas.microsoft.com/office/drawing/2016/ink" xmlns:cx8="http://schemas.microsoft.com/office/drawing/2016/5/14/chartex" xmlns:cx7="http://schemas.microsoft.com/office/drawing/2016/5/13/chartex" xmlns:cx6="http://schemas.microsoft.com/office/drawing/2016/5/12/chartex" xmlns:cx5="http://schemas.microsoft.com/office/drawing/2016/5/11/chartex" xmlns:cx4="http://schemas.microsoft.com/office/drawing/2016/5/10/chartex" xmlns:cx3="http://schemas.microsoft.com/office/drawing/2016/5/9/chartex" xmlns:cx2="http://schemas.microsoft.com/office/drawing/2015/10/21/chartex" xmlns:cx1="http://schemas.microsoft.com/office/drawing/2015/9/8/chartex" xmlns:cx="http://schemas.microsoft.com/office/drawing/2014/chartex">
             <w:pict>
               <v:group w14:anchorId="3397D30D" id="Group 54" o:spid="_x0000_s1026" style="position:absolute;margin-left:14.35pt;margin-top:138pt;width:15.4pt;height:373.1pt;z-index:-251670016;mso-position-horizontal-relative:page;mso-position-vertical-relative:page" coordorigin="332,2661" coordsize="308,7462" o:gfxdata="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">
                 <v:shape id="Freeform 55" o:spid="_x0000_s1027" style="position:absolute;left:332;top:2661;width:308;height:7462;visibility:visible;mso-wrap-style:square;v-text-anchor:top" coordsize="308,7462" o:gfxdata="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" path="m,l307,r,7461l,7461,,xe" filled="f" strokecolor="#221f1f" strokeweight=".96pt">
@@ -335,10 +335,18 @@
                 <w:sz w:val="22"/>
                 <w:szCs w:val="22"/>
               </w:rPr>
-              <w:t>DELTA HR</w:t>
-            </w:r>
-            <w:bookmarkStart w:id="0" w:name="_GoBack"/>
-            <w:bookmarkEnd w:id="0"/>
+              <w:t xml:space="preserve">VAMED </w:t>
+            </w:r>
+            <w:r>
+              <w:rPr>
+                <w:rFonts w:ascii="Arial" w:eastAsia="Arial" w:hAnsi="Arial" w:cs="Arial"/>
+                <w:b/>
+                <w:color w:val="FFFFFF"/>
+                <w:sz w:val="22"/>
+                <w:szCs w:val="22"/>
+              </w:rPr>
+              <w:t>GmbH</w:t>
+            </w:r>
           </w:p>
         </w:tc>
       </w:tr>
@@ -567,7 +575,7 @@
                 <w:sz w:val="18"/>
                 <w:szCs w:val="18"/>
               </w:rPr>
-              <w:t xml:space="preserve">of CHEC as well as outsourcing company </w:t>
+              <w:t xml:space="preserve">of </w:t>
             </w:r>
             <w:r>
               <w:rPr>
@@ -575,7 +583,7 @@
                 <w:sz w:val="18"/>
                 <w:szCs w:val="18"/>
               </w:rPr>
-              <w:t xml:space="preserve">local </w:t>
+              <w:t>VAMED</w:t>
             </w:r>
             <w:r>
               <w:rPr>
@@ -583,7 +591,31 @@
                 <w:sz w:val="18"/>
                 <w:szCs w:val="18"/>
               </w:rPr>
-              <w:t>employees working on behalf of CHEC</w:t>
+              <w:t xml:space="preserve"> as well as outsourcing company </w:t>
+            </w:r>
+            <w:r>
+              <w:rPr>
+                <w:spacing w:val="2"/>
+                <w:sz w:val="18"/>
+                <w:szCs w:val="18"/>
+              </w:rPr>
+              <w:t xml:space="preserve">local </w:t>
+            </w:r>
+            <w:r>
+              <w:rPr>
+                <w:spacing w:val="2"/>
+                <w:sz w:val="18"/>
+                <w:szCs w:val="18"/>
+              </w:rPr>
+              <w:t xml:space="preserve">employees working on behalf of </w:t>
+            </w:r>
+            <w:r>
+              <w:rPr>
+                <w:spacing w:val="2"/>
+                <w:sz w:val="18"/>
+                <w:szCs w:val="18"/>
+              </w:rPr>
+              <w:t>VAMED</w:t>
             </w:r>
             <w:r>
               <w:rPr>
@@ -1712,7 +1744,19 @@
                 <w:sz w:val="16"/>
                 <w:szCs w:val="16"/>
               </w:rPr>
-              <w:t xml:space="preserve"> (For outsourced staff)</w:t>
+              <w:t xml:space="preserve"> (F</w:t>
+            </w:r>
+            <w:bookmarkStart w:id="0" w:name="_GoBack"/>
+            <w:bookmarkEnd w:id="0"/>
+            <w:r>
+              <w:rPr>
+                <w:rFonts w:ascii="Arial" w:eastAsia="Arial" w:hAnsi="Arial" w:cs="Arial"/>
+                <w:color w:val="221F1F"/>
+                <w:spacing w:val="-10"/>
+                <w:sz w:val="16"/>
+                <w:szCs w:val="16"/>
+              </w:rPr>
+              <w:t>or outsourced staff)</w:t>
             </w:r>
             <w:r>
               <w:rPr>
@@ -2877,18 +2921,7 @@
                 <w:sz w:val="16"/>
                 <w:szCs w:val="16"/>
               </w:rPr>
-              <w:t xml:space="preserve">MYSELF          </w:t>
-            </w:r>
-            <w:proofErr w:type="gramStart"/>
-            <w:r>
-              <w:rPr>
-                <w:rFonts w:ascii="Arial" w:eastAsia="Arial" w:hAnsi="Arial" w:cs="Arial"/>
-                <w:b/>
-                <w:color w:val="221F1F"/>
-                <w:sz w:val="16"/>
-                <w:szCs w:val="16"/>
-              </w:rPr>
-              <w:t xml:space="preserve">  </w:t>
+              <w:t xml:space="preserve">MYSELF            </w:t>
             </w:r>
             <w:r>
               <w:rPr>
@@ -2909,18 +2942,7 @@
                 <w:sz w:val="16"/>
                 <w:szCs w:val="16"/>
               </w:rPr>
-              <w:t>(</w:t>
-            </w:r>
-            <w:proofErr w:type="gramEnd"/>
-            <w:r>
-              <w:rPr>
-                <w:rFonts w:ascii="Arial" w:eastAsia="Arial" w:hAnsi="Arial" w:cs="Arial"/>
-                <w:b/>
-                <w:color w:val="221F1F"/>
-                <w:sz w:val="16"/>
-                <w:szCs w:val="16"/>
-              </w:rPr>
-              <w:t xml:space="preserve">or)             </w:t>
+              <w:t xml:space="preserve">(or)             </w:t>
             </w:r>
             <w:r>
               <w:rPr>
@@ -4078,7 +4100,6 @@
               </w:rPr>
               <w:t xml:space="preserve"> </w:t>
             </w:r>
-            <w:proofErr w:type="gramStart"/>
             <w:r>
               <w:rPr>
                 <w:rFonts w:ascii="Arial" w:eastAsia="Arial" w:hAnsi="Arial" w:cs="Arial"/>
@@ -4108,18 +4129,7 @@
                 <w:sz w:val="12"/>
                 <w:szCs w:val="12"/>
               </w:rPr>
-              <w:t xml:space="preserve">ative)   </w:t>
-            </w:r>
-            <w:proofErr w:type="gramEnd"/>
-            <w:r>
-              <w:rPr>
-                <w:rFonts w:ascii="Arial" w:eastAsia="Arial" w:hAnsi="Arial" w:cs="Arial"/>
-                <w:i/>
-                <w:color w:val="221F1F"/>
-                <w:sz w:val="12"/>
-                <w:szCs w:val="12"/>
-              </w:rPr>
-              <w:t xml:space="preserve">                                                                             </w:t>
+              <w:t xml:space="preserve">ative)                                                                                </w:t>
             </w:r>
             <w:r>
               <w:rPr>
@@ -4759,7 +4769,7 @@
               </wp:anchor>
             </w:drawing>
           </mc:Choice>
-          <mc:Fallback>
+          <mc:Fallback xmlns:w16se="http://schemas.microsoft.com/office/word/2015/wordml/symex" xmlns:w16cid="http://schemas.microsoft.com/office/word/2016/wordml/cid" xmlns:am3d="http://schemas.microsoft.com/office/drawing/2017/model3d" xmlns:aink="http://schemas.microsoft.com/office/drawing/2016/ink" xmlns:cx8="http://schemas.microsoft.com/office/drawing/2016/5/14/chartex" xmlns:cx7="http://schemas.microsoft.com/office/drawing/2016/5/13/chartex" xmlns:cx6="http://schemas.microsoft.com/office/drawing/2016/5/12/chartex" xmlns:cx5="http://schemas.microsoft.com/office/drawing/2016/5/11/chartex" xmlns:cx4="http://schemas.microsoft.com/office/drawing/2016/5/10/chartex" xmlns:cx3="http://schemas.microsoft.com/office/drawing/2016/5/9/chartex" xmlns:cx2="http://schemas.microsoft.com/office/drawing/2015/10/21/chartex" xmlns:cx1="http://schemas.microsoft.com/office/drawing/2015/9/8/chartex" xmlns:cx="http://schemas.microsoft.com/office/drawing/2014/chartex">
             <w:pict>
               <v:group w14:anchorId="70C0456A" id="Group 60" o:spid="_x0000_s1026" style="position:absolute;margin-left:362.75pt;margin-top:17.2pt;width:233.05pt;height:42.9pt;z-index:-251673088;mso-position-horizontal-relative:page;mso-position-vertical-relative:page" coordorigin="7255,344" coordsize="4661,858" o:gfxdata="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">
                 <v:shape id="Freeform 61" o:spid="_x0000_s1027" style="position:absolute;left:7255;top:344;width:4661;height:858;visibility:visible;mso-wrap-style:square;v-text-anchor:top" coordsize="4661,858" o:gfxdata="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" path="m,l4660,r,857l,857,,xe" filled="f" strokecolor="#221f1f" strokeweight=".96pt">
@@ -4917,7 +4927,7 @@
               </wp:anchor>
             </w:drawing>
           </mc:Choice>
-          <mc:Fallback>
+          <mc:Fallback xmlns:w16se="http://schemas.microsoft.com/office/word/2015/wordml/symex" xmlns:w16cid="http://schemas.microsoft.com/office/word/2016/wordml/cid" xmlns:am3d="http://schemas.microsoft.com/office/drawing/2017/model3d" xmlns:aink="http://schemas.microsoft.com/office/drawing/2016/ink" xmlns:cx8="http://schemas.microsoft.com/office/drawing/2016/5/14/chartex" xmlns:cx7="http://schemas.microsoft.com/office/drawing/2016/5/13/chartex" xmlns:cx6="http://schemas.microsoft.com/office/drawing/2016/5/12/chartex" xmlns:cx5="http://schemas.microsoft.com/office/drawing/2016/5/11/chartex" xmlns:cx4="http://schemas.microsoft.com/office/drawing/2016/5/10/chartex" xmlns:cx3="http://schemas.microsoft.com/office/drawing/2016/5/9/chartex" xmlns:cx2="http://schemas.microsoft.com/office/drawing/2015/10/21/chartex" xmlns:cx1="http://schemas.microsoft.com/office/drawing/2015/9/8/chartex" xmlns:cx="http://schemas.microsoft.com/office/drawing/2014/chartex">
             <w:pict>
               <v:group w14:anchorId="5D16FFEA" id="Group 52" o:spid="_x0000_s1026" style="position:absolute;margin-left:36.95pt;margin-top:-353.95pt;width:9.15pt;height:8.05pt;z-index:-251668992;mso-position-horizontal-relative:page" coordorigin="739,-7079" coordsize="183,161" o:gfxdata="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">
                 <v:shape id="Freeform 53" o:spid="_x0000_s1027" style="position:absolute;left:739;top:-7079;width:183;height:161;visibility:visible;mso-wrap-style:square;v-text-anchor:top" coordsize="183,161" o:gfxdata="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" path="m,l182,r,161l,161,,xe" filled="f" strokecolor="#221f1f" strokeweight=".96pt">
@@ -5075,7 +5085,7 @@
               </wp:anchor>
             </w:drawing>
           </mc:Choice>
-          <mc:Fallback>
+          <mc:Fallback xmlns:w16se="http://schemas.microsoft.com/office/word/2015/wordml/symex" xmlns:w16cid="http://schemas.microsoft.com/office/word/2016/wordml/cid" xmlns:am3d="http://schemas.microsoft.com/office/drawing/2017/model3d" xmlns:aink="http://schemas.microsoft.com/office/drawing/2016/ink" xmlns:cx8="http://schemas.microsoft.com/office/drawing/2016/5/14/chartex" xmlns:cx7="http://schemas.microsoft.com/office/drawing/2016/5/13/chartex" xmlns:cx6="http://schemas.microsoft.com/office/drawing/2016/5/12/chartex" xmlns:cx5="http://schemas.microsoft.com/office/drawing/2016/5/11/chartex" xmlns:cx4="http://schemas.microsoft.com/office/drawing/2016/5/10/chartex" xmlns:cx3="http://schemas.microsoft.com/office/drawing/2016/5/9/chartex" xmlns:cx2="http://schemas.microsoft.com/office/drawing/2015/10/21/chartex" xmlns:cx1="http://schemas.microsoft.com/office/drawing/2015/9/8/chartex" xmlns:cx="http://schemas.microsoft.com/office/drawing/2014/chartex">
             <w:pict>
               <v:group w14:anchorId="1C27F732" id="Group 50" o:spid="_x0000_s1026" style="position:absolute;margin-left:228pt;margin-top:-354.05pt;width:9.15pt;height:8.05pt;z-index:-251667968;mso-position-horizontal-relative:page" coordorigin="4560,-7081" coordsize="183,161" o:gfxdata="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">
                 <v:shape id="Freeform 51" o:spid="_x0000_s1027" style="position:absolute;left:4560;top:-7081;width:183;height:161;visibility:visible;mso-wrap-style:square;v-text-anchor:top" coordsize="183,161" o:gfxdata="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" path="m,l182,r,161l,161,,xe" filled="f" strokecolor="#221f1f" strokeweight=".96pt">
@@ -5233,7 +5243,7 @@
               </wp:anchor>
             </w:drawing>
           </mc:Choice>
-          <mc:Fallback>
+          <mc:Fallback xmlns:w16se="http://schemas.microsoft.com/office/word/2015/wordml/symex" xmlns:w16cid="http://schemas.microsoft.com/office/word/2016/wordml/cid" xmlns:am3d="http://schemas.microsoft.com/office/drawing/2017/model3d" xmlns:aink="http://schemas.microsoft.com/office/drawing/2016/ink" xmlns:cx8="http://schemas.microsoft.com/office/drawing/2016/5/14/chartex" xmlns:cx7="http://schemas.microsoft.com/office/drawing/2016/5/13/chartex" xmlns:cx6="http://schemas.microsoft.com/office/drawing/2016/5/12/chartex" xmlns:cx5="http://schemas.microsoft.com/office/drawing/2016/5/11/chartex" xmlns:cx4="http://schemas.microsoft.com/office/drawing/2016/5/10/chartex" xmlns:cx3="http://schemas.microsoft.com/office/drawing/2016/5/9/chartex" xmlns:cx2="http://schemas.microsoft.com/office/drawing/2015/10/21/chartex" xmlns:cx1="http://schemas.microsoft.com/office/drawing/2015/9/8/chartex" xmlns:cx="http://schemas.microsoft.com/office/drawing/2014/chartex">
             <w:pict>
               <v:group w14:anchorId="485AA7AC" id="Group 48" o:spid="_x0000_s1026" style="position:absolute;margin-left:16.55pt;margin-top:-249.7pt;width:15.4pt;height:247.65pt;z-index:-251666944;mso-position-horizontal-relative:page" coordorigin="331,-4994" coordsize="308,4953" o:gfxdata="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">
                 <v:shape id="Freeform 49" o:spid="_x0000_s1027" style="position:absolute;left:331;top:-4994;width:308;height:4953;visibility:visible;mso-wrap-style:square;v-text-anchor:top" coordsize="308,4953" o:gfxdata="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" path="m,l307,r,4953l,4953,,xe" filled="f" strokecolor="#221f1f" strokeweight=".96pt">
@@ -5356,7 +5366,7 @@
               </wp:anchor>
             </w:drawing>
           </mc:Choice>
-          <mc:Fallback>
+          <mc:Fallback xmlns:w16se="http://schemas.microsoft.com/office/word/2015/wordml/symex" xmlns:w16cid="http://schemas.microsoft.com/office/word/2016/wordml/cid" xmlns:am3d="http://schemas.microsoft.com/office/drawing/2017/model3d" xmlns:aink="http://schemas.microsoft.com/office/drawing/2016/ink" xmlns:cx8="http://schemas.microsoft.com/office/drawing/2016/5/14/chartex" xmlns:cx7="http://schemas.microsoft.com/office/drawing/2016/5/13/chartex" xmlns:cx6="http://schemas.microsoft.com/office/drawing/2016/5/12/chartex" xmlns:cx5="http://schemas.microsoft.com/office/drawing/2016/5/11/chartex" xmlns:cx4="http://schemas.microsoft.com/office/drawing/2016/5/10/chartex" xmlns:cx3="http://schemas.microsoft.com/office/drawing/2016/5/9/chartex" xmlns:cx2="http://schemas.microsoft.com/office/drawing/2015/10/21/chartex" xmlns:cx1="http://schemas.microsoft.com/office/drawing/2015/9/8/chartex" xmlns:cx="http://schemas.microsoft.com/office/drawing/2014/chartex">
             <w:pict>
               <v:group w14:anchorId="6744115B" id="Group 46" o:spid="_x0000_s1026" style="position:absolute;margin-left:4in;margin-top:-72.65pt;width:124.9pt;height:0;z-index:-251665920;mso-position-horizontal-relative:page" coordorigin="5760,-1453" coordsize="2498,0" o:gfxdata="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">
                 <v:shape id="Freeform 47" o:spid="_x0000_s1027" style="position:absolute;left:5760;top:-1453;width:2498;height:0;visibility:visible;mso-wrap-style:square;v-text-anchor:top" coordsize="2498,0" o:gfxdata="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" path="m,l2498,e" filled="f" strokecolor="#221f1f" strokeweight=".96pt">
@@ -5479,7 +5489,7 @@
               </wp:anchor>
             </w:drawing>
           </mc:Choice>
-          <mc:Fallback>
+          <mc:Fallback xmlns:w16se="http://schemas.microsoft.com/office/word/2015/wordml/symex" xmlns:w16cid="http://schemas.microsoft.com/office/word/2016/wordml/cid" xmlns:am3d="http://schemas.microsoft.com/office/drawing/2017/model3d" xmlns:aink="http://schemas.microsoft.com/office/drawing/2016/ink" xmlns:cx8="http://schemas.microsoft.com/office/drawing/2016/5/14/chartex" xmlns:cx7="http://schemas.microsoft.com/office/drawing/2016/5/13/chartex" xmlns:cx6="http://schemas.microsoft.com/office/drawing/2016/5/12/chartex" xmlns:cx5="http://schemas.microsoft.com/office/drawing/2016/5/11/chartex" xmlns:cx4="http://schemas.microsoft.com/office/drawing/2016/5/10/chartex" xmlns:cx3="http://schemas.microsoft.com/office/drawing/2016/5/9/chartex" xmlns:cx2="http://schemas.microsoft.com/office/drawing/2015/10/21/chartex" xmlns:cx1="http://schemas.microsoft.com/office/drawing/2015/9/8/chartex" xmlns:cx="http://schemas.microsoft.com/office/drawing/2014/chartex">
             <w:pict>
               <v:group w14:anchorId="36FC87C0" id="Group 44" o:spid="_x0000_s1026" style="position:absolute;margin-left:425.3pt;margin-top:689.15pt;width:162pt;height:0;z-index:-251664896;mso-position-horizontal-relative:page;mso-position-vertical-relative:page" coordorigin="8506,13783" coordsize="3240,0" o:gfxdata="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">
                 <v:shape id="Freeform 45" o:spid="_x0000_s1027" style="position:absolute;left:8506;top:13783;width:3240;height:0;visibility:visible;mso-wrap-style:square;v-text-anchor:top" coordsize="3240,0" o:gfxdata="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" path="m,l3240,e" filled="f" strokecolor="#221f1f" strokeweight=".96pt">
@@ -5637,7 +5647,7 @@
               </wp:anchor>
             </w:drawing>
           </mc:Choice>
-          <mc:Fallback>
+          <mc:Fallback xmlns:w16se="http://schemas.microsoft.com/office/word/2015/wordml/symex" xmlns:w16cid="http://schemas.microsoft.com/office/word/2016/wordml/cid" xmlns:am3d="http://schemas.microsoft.com/office/drawing/2017/model3d" xmlns:aink="http://schemas.microsoft.com/office/drawing/2016/ink" xmlns:cx8="http://schemas.microsoft.com/office/drawing/2016/5/14/chartex" xmlns:cx7="http://schemas.microsoft.com/office/drawing/2016/5/13/chartex" xmlns:cx6="http://schemas.microsoft.com/office/drawing/2016/5/12/chartex" xmlns:cx5="http://schemas.microsoft.com/office/drawing/2016/5/11/chartex" xmlns:cx4="http://schemas.microsoft.com/office/drawing/2016/5/10/chartex" xmlns:cx3="http://schemas.microsoft.com/office/drawing/2016/5/9/chartex" xmlns:cx2="http://schemas.microsoft.com/office/drawing/2015/10/21/chartex" xmlns:cx1="http://schemas.microsoft.com/office/drawing/2015/9/8/chartex" xmlns:cx="http://schemas.microsoft.com/office/drawing/2014/chartex">
             <w:pict>
               <v:group w14:anchorId="4ACF5F8C" id="Group 42" o:spid="_x0000_s1026" style="position:absolute;margin-left:92.05pt;margin-top:-40.25pt;width:9.15pt;height:8.05pt;z-index:-251663872;mso-position-horizontal-relative:page" coordorigin="1841,-805" coordsize="183,161" o:gfxdata="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">
                 <v:shape id="Freeform 43" o:spid="_x0000_s1027" style="position:absolute;left:1841;top:-805;width:183;height:161;visibility:visible;mso-wrap-style:square;v-text-anchor:top" coordsize="183,161" o:gfxdata="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" path="m,l182,r,161l,161,,xe" filled="f" strokecolor="#221f1f" strokeweight=".96pt">
@@ -5795,7 +5805,7 @@
               </wp:anchor>
             </w:drawing>
           </mc:Choice>
-          <mc:Fallback>
+          <mc:Fallback xmlns:w16se="http://schemas.microsoft.com/office/word/2015/wordml/symex" xmlns:w16cid="http://schemas.microsoft.com/office/word/2016/wordml/cid" xmlns:am3d="http://schemas.microsoft.com/office/drawing/2017/model3d" xmlns:aink="http://schemas.microsoft.com/office/drawing/2016/ink" xmlns:cx8="http://schemas.microsoft.com/office/drawing/2016/5/14/chartex" xmlns:cx7="http://schemas.microsoft.com/office/drawing/2016/5/13/chartex" xmlns:cx6="http://schemas.microsoft.com/office/drawing/2016/5/12/chartex" xmlns:cx5="http://schemas.microsoft.com/office/drawing/2016/5/11/chartex" xmlns:cx4="http://schemas.microsoft.com/office/drawing/2016/5/10/chartex" xmlns:cx3="http://schemas.microsoft.com/office/drawing/2016/5/9/chartex" xmlns:cx2="http://schemas.microsoft.com/office/drawing/2015/10/21/chartex" xmlns:cx1="http://schemas.microsoft.com/office/drawing/2015/9/8/chartex" xmlns:cx="http://schemas.microsoft.com/office/drawing/2014/chartex">
             <w:pict>
               <v:group w14:anchorId="7FB7141E" id="Group 40" o:spid="_x0000_s1026" style="position:absolute;margin-left:326.25pt;margin-top:-40.7pt;width:9.15pt;height:8.05pt;z-index:-251662848;mso-position-horizontal-relative:page" coordorigin="6525,-814" coordsize="183,161" o:gfxdata="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">
                 <v:shape id="Freeform 41" o:spid="_x0000_s1027" style="position:absolute;left:6525;top:-814;width:183;height:161;visibility:visible;mso-wrap-style:square;v-text-anchor:top" coordsize="183,161" o:gfxdata="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" path="m,l182,r,161l,161,,xe" filled="f" strokecolor="#221f1f" strokeweight=".96pt">
@@ -6812,7 +6822,6 @@
               </w:rPr>
               <w:t xml:space="preserve"> </w:t>
             </w:r>
-            <w:proofErr w:type="gramStart"/>
             <w:r>
               <w:rPr>
                 <w:rFonts w:ascii="Arial" w:eastAsia="Arial" w:hAnsi="Arial" w:cs="Arial"/>
@@ -6842,18 +6851,7 @@
                 <w:sz w:val="12"/>
                 <w:szCs w:val="12"/>
               </w:rPr>
-              <w:t xml:space="preserve">ative)   </w:t>
-            </w:r>
-            <w:proofErr w:type="gramEnd"/>
-            <w:r>
-              <w:rPr>
-                <w:rFonts w:ascii="Arial" w:eastAsia="Arial" w:hAnsi="Arial" w:cs="Arial"/>
-                <w:i/>
-                <w:color w:val="221F1F"/>
-                <w:sz w:val="12"/>
-                <w:szCs w:val="12"/>
-              </w:rPr>
-              <w:t xml:space="preserve">                                                                                   </w:t>
+              <w:t xml:space="preserve">ative)                                                                                      </w:t>
             </w:r>
             <w:r>
               <w:rPr>
@@ -7653,7 +7651,7 @@
                     </wp:anchor>
                   </w:drawing>
                 </mc:Choice>
-                <mc:Fallback>
+                <mc:Fallback xmlns:w16se="http://schemas.microsoft.com/office/word/2015/wordml/symex" xmlns:w16cid="http://schemas.microsoft.com/office/word/2016/wordml/cid" xmlns:am3d="http://schemas.microsoft.com/office/drawing/2017/model3d" xmlns:aink="http://schemas.microsoft.com/office/drawing/2016/ink" xmlns:cx8="http://schemas.microsoft.com/office/drawing/2016/5/14/chartex" xmlns:cx7="http://schemas.microsoft.com/office/drawing/2016/5/13/chartex" xmlns:cx6="http://schemas.microsoft.com/office/drawing/2016/5/12/chartex" xmlns:cx5="http://schemas.microsoft.com/office/drawing/2016/5/11/chartex" xmlns:cx4="http://schemas.microsoft.com/office/drawing/2016/5/10/chartex" xmlns:cx3="http://schemas.microsoft.com/office/drawing/2016/5/9/chartex" xmlns:cx2="http://schemas.microsoft.com/office/drawing/2015/10/21/chartex" xmlns:cx1="http://schemas.microsoft.com/office/drawing/2015/9/8/chartex" xmlns:cx="http://schemas.microsoft.com/office/drawing/2014/chartex">
                   <w:pict>
                     <v:group w14:anchorId="60DC6493" id="Group 22" o:spid="_x0000_s1026" style="position:absolute;margin-left:253.4pt;margin-top:2pt;width:9.15pt;height:8.05pt;z-index:-251649536;mso-position-horizontal-relative:page" coordorigin="5783,-5332" coordsize="183,161" o:gfxdata="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">
                       <v:shape id="Freeform 23" o:spid="_x0000_s1027" style="position:absolute;left:5783;top:-5332;width:183;height:161;visibility:visible;mso-wrap-style:square;v-text-anchor:top" coordsize="183,161" o:gfxdata="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" path="m,l182,r,161l,161,,xe" filled="f" strokecolor="#221f1f" strokeweight=".96pt">
@@ -7811,7 +7809,7 @@
                     </wp:anchor>
                   </w:drawing>
                 </mc:Choice>
-                <mc:Fallback>
+                <mc:Fallback xmlns:w16se="http://schemas.microsoft.com/office/word/2015/wordml/symex" xmlns:w16cid="http://schemas.microsoft.com/office/word/2016/wordml/cid" xmlns:am3d="http://schemas.microsoft.com/office/drawing/2017/model3d" xmlns:aink="http://schemas.microsoft.com/office/drawing/2016/ink" xmlns:cx8="http://schemas.microsoft.com/office/drawing/2016/5/14/chartex" xmlns:cx7="http://schemas.microsoft.com/office/drawing/2016/5/13/chartex" xmlns:cx6="http://schemas.microsoft.com/office/drawing/2016/5/12/chartex" xmlns:cx5="http://schemas.microsoft.com/office/drawing/2016/5/11/chartex" xmlns:cx4="http://schemas.microsoft.com/office/drawing/2016/5/10/chartex" xmlns:cx3="http://schemas.microsoft.com/office/drawing/2016/5/9/chartex" xmlns:cx2="http://schemas.microsoft.com/office/drawing/2015/10/21/chartex" xmlns:cx1="http://schemas.microsoft.com/office/drawing/2015/9/8/chartex" xmlns:cx="http://schemas.microsoft.com/office/drawing/2014/chartex">
                   <w:pict>
                     <v:group w14:anchorId="44BA9DDB" id="Group 24" o:spid="_x0000_s1026" style="position:absolute;margin-left:62.6pt;margin-top:2pt;width:9.15pt;height:8.05pt;z-index:-251650560;mso-position-horizontal-relative:page" coordorigin="1922,-5342" coordsize="183,161" o:gfxdata="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">
                       <v:shape id="Freeform 25" o:spid="_x0000_s1027" style="position:absolute;left:1922;top:-5342;width:183;height:161;visibility:visible;mso-wrap-style:square;v-text-anchor:top" coordsize="183,161" o:gfxdata="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" path="m,l182,r,161l,161,,xe" filled="f" strokecolor="#221f1f" strokeweight=".96pt">
@@ -8957,7 +8955,7 @@
                     </wp:anchor>
                   </w:drawing>
                 </mc:Choice>
-                <mc:Fallback>
+                <mc:Fallback xmlns:w16se="http://schemas.microsoft.com/office/word/2015/wordml/symex" xmlns:w16cid="http://schemas.microsoft.com/office/word/2016/wordml/cid" xmlns:am3d="http://schemas.microsoft.com/office/drawing/2017/model3d" xmlns:aink="http://schemas.microsoft.com/office/drawing/2016/ink" xmlns:cx8="http://schemas.microsoft.com/office/drawing/2016/5/14/chartex" xmlns:cx7="http://schemas.microsoft.com/office/drawing/2016/5/13/chartex" xmlns:cx6="http://schemas.microsoft.com/office/drawing/2016/5/12/chartex" xmlns:cx5="http://schemas.microsoft.com/office/drawing/2016/5/11/chartex" xmlns:cx4="http://schemas.microsoft.com/office/drawing/2016/5/10/chartex" xmlns:cx3="http://schemas.microsoft.com/office/drawing/2016/5/9/chartex" xmlns:cx2="http://schemas.microsoft.com/office/drawing/2015/10/21/chartex" xmlns:cx1="http://schemas.microsoft.com/office/drawing/2015/9/8/chartex" xmlns:cx="http://schemas.microsoft.com/office/drawing/2014/chartex">
                   <w:pict>
                     <v:group w14:anchorId="54A6D596" id="Group 18" o:spid="_x0000_s1026" style="position:absolute;margin-left:400.4pt;margin-top:5.45pt;width:149.95pt;height:3.55pt;z-index:-251647488;mso-position-horizontal-relative:page" coordorigin="8513,-1218" coordsize="3218,0" o:gfxdata="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">
                       <v:shape id="Freeform 19" o:spid="_x0000_s1027" style="position:absolute;left:8513;top:-1218;width:3218;height:0;visibility:visible;mso-wrap-style:square;v-text-anchor:top" coordsize="3218,0" o:gfxdata="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" path="m,l3218,e" filled="f" strokecolor="#221f1f" strokeweight=".96pt">
@@ -9080,7 +9078,7 @@
                     </wp:anchor>
                   </w:drawing>
                 </mc:Choice>
-                <mc:Fallback>
+                <mc:Fallback xmlns:w16se="http://schemas.microsoft.com/office/word/2015/wordml/symex" xmlns:w16cid="http://schemas.microsoft.com/office/word/2016/wordml/cid" xmlns:am3d="http://schemas.microsoft.com/office/drawing/2017/model3d" xmlns:aink="http://schemas.microsoft.com/office/drawing/2016/ink" xmlns:cx8="http://schemas.microsoft.com/office/drawing/2016/5/14/chartex" xmlns:cx7="http://schemas.microsoft.com/office/drawing/2016/5/13/chartex" xmlns:cx6="http://schemas.microsoft.com/office/drawing/2016/5/12/chartex" xmlns:cx5="http://schemas.microsoft.com/office/drawing/2016/5/11/chartex" xmlns:cx4="http://schemas.microsoft.com/office/drawing/2016/5/10/chartex" xmlns:cx3="http://schemas.microsoft.com/office/drawing/2016/5/9/chartex" xmlns:cx2="http://schemas.microsoft.com/office/drawing/2015/10/21/chartex" xmlns:cx1="http://schemas.microsoft.com/office/drawing/2015/9/8/chartex" xmlns:cx="http://schemas.microsoft.com/office/drawing/2014/chartex">
                   <w:pict>
                     <v:group w14:anchorId="1E4603DB" id="Group 20" o:spid="_x0000_s1026" style="position:absolute;margin-left:291.35pt;margin-top:6.2pt;width:99pt;height:0;z-index:-251648512;mso-position-horizontal-relative:page" coordorigin="6377,-1218" coordsize="1980,0" o:gfxdata="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">
                       <v:shape id="Freeform 21" o:spid="_x0000_s1027" style="position:absolute;left:6377;top:-1218;width:1980;height:0;visibility:visible;mso-wrap-style:square;v-text-anchor:top" coordsize="1980,0" o:gfxdata="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" path="m,l1980,e" filled="f" strokecolor="#221f1f" strokeweight=".96pt">
@@ -9164,7 +9162,6 @@
               </w:rPr>
               <w:t xml:space="preserve"> </w:t>
             </w:r>
-            <w:proofErr w:type="gramStart"/>
             <w:r>
               <w:rPr>
                 <w:rFonts w:ascii="Arial" w:eastAsia="Arial" w:hAnsi="Arial" w:cs="Arial"/>
@@ -9173,18 +9170,7 @@
                 <w:sz w:val="12"/>
                 <w:szCs w:val="12"/>
               </w:rPr>
-              <w:t xml:space="preserve">Representative)   </w:t>
-            </w:r>
-            <w:proofErr w:type="gramEnd"/>
-            <w:r>
-              <w:rPr>
-                <w:rFonts w:ascii="Arial" w:eastAsia="Arial" w:hAnsi="Arial" w:cs="Arial"/>
-                <w:i/>
-                <w:color w:val="221F1F"/>
-                <w:sz w:val="12"/>
-                <w:szCs w:val="12"/>
-              </w:rPr>
-              <w:t xml:space="preserve">                                                                                   </w:t>
+              <w:t xml:space="preserve">Representative)                                                                                      </w:t>
             </w:r>
             <w:r>
               <w:rPr>
@@ -9337,7 +9323,6 @@
                 <w:color w:val="221F1F"/>
                 <w:sz w:val="16"/>
                 <w:szCs w:val="16"/>
-                <w:lang w:eastAsia="zh-CN"/>
               </w:rPr>
               <mc:AlternateContent>
                 <mc:Choice Requires="wps">
@@ -9408,7 +9393,7 @@
                     </wp:anchor>
                   </w:drawing>
                 </mc:Choice>
-                <mc:Fallback>
+                <mc:Fallback xmlns:w16se="http://schemas.microsoft.com/office/word/2015/wordml/symex" xmlns:w16cid="http://schemas.microsoft.com/office/word/2016/wordml/cid" xmlns:am3d="http://schemas.microsoft.com/office/drawing/2017/model3d" xmlns:aink="http://schemas.microsoft.com/office/drawing/2016/ink" xmlns:cx8="http://schemas.microsoft.com/office/drawing/2016/5/14/chartex" xmlns:cx7="http://schemas.microsoft.com/office/drawing/2016/5/13/chartex" xmlns:cx6="http://schemas.microsoft.com/office/drawing/2016/5/12/chartex" xmlns:cx5="http://schemas.microsoft.com/office/drawing/2016/5/11/chartex" xmlns:cx4="http://schemas.microsoft.com/office/drawing/2016/5/10/chartex" xmlns:cx3="http://schemas.microsoft.com/office/drawing/2016/5/9/chartex" xmlns:cx2="http://schemas.microsoft.com/office/drawing/2015/10/21/chartex" xmlns:cx1="http://schemas.microsoft.com/office/drawing/2015/9/8/chartex" xmlns:cx="http://schemas.microsoft.com/office/drawing/2014/chartex">
                   <w:pict>
                     <v:rect w14:anchorId="253A71D6" id="Rectangle 2" o:spid="_x0000_s1026" style="position:absolute;margin-left:300.25pt;margin-top:12.1pt;width:10.5pt;height:9.75pt;z-index:251674112;visibility:visible;mso-wrap-style:square;mso-width-percent:0;mso-height-percent:0;mso-wrap-distance-left:9pt;mso-wrap-distance-top:0;mso-wrap-distance-right:9pt;mso-wrap-distance-bottom:0;mso-position-horizontal:absolute;mso-position-horizontal-relative:text;mso-position-vertical:absolute;mso-position-vertical-relative:text;mso-width-percent:0;mso-height-percent:0;mso-width-relative:margin;mso-height-relative:margin;v-text-anchor:middle" o:gfxdata="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" filled="f" strokecolor="black [3213]" strokeweight="2pt"/>
                   </w:pict>
@@ -9423,7 +9408,6 @@
                 <w:color w:val="221F1F"/>
                 <w:sz w:val="16"/>
                 <w:szCs w:val="16"/>
-                <w:lang w:eastAsia="zh-CN"/>
               </w:rPr>
               <mc:AlternateContent>
                 <mc:Choice Requires="wps">
@@ -9480,7 +9464,7 @@
                     </wp:anchor>
                   </w:drawing>
                 </mc:Choice>
-                <mc:Fallback>
+                <mc:Fallback xmlns:w16se="http://schemas.microsoft.com/office/word/2015/wordml/symex" xmlns:w16cid="http://schemas.microsoft.com/office/word/2016/wordml/cid" xmlns:am3d="http://schemas.microsoft.com/office/drawing/2017/model3d" xmlns:aink="http://schemas.microsoft.com/office/drawing/2016/ink" xmlns:cx8="http://schemas.microsoft.com/office/drawing/2016/5/14/chartex" xmlns:cx7="http://schemas.microsoft.com/office/drawing/2016/5/13/chartex" xmlns:cx6="http://schemas.microsoft.com/office/drawing/2016/5/12/chartex" xmlns:cx5="http://schemas.microsoft.com/office/drawing/2016/5/11/chartex" xmlns:cx4="http://schemas.microsoft.com/office/drawing/2016/5/10/chartex" xmlns:cx3="http://schemas.microsoft.com/office/drawing/2016/5/9/chartex" xmlns:cx2="http://schemas.microsoft.com/office/drawing/2015/10/21/chartex" xmlns:cx1="http://schemas.microsoft.com/office/drawing/2015/9/8/chartex" xmlns:cx="http://schemas.microsoft.com/office/drawing/2014/chartex">
                   <w:pict>
                     <v:rect w14:anchorId="44264A3E" id="Rectangle 3" o:spid="_x0000_s1026" style="position:absolute;margin-left:72.25pt;margin-top:11.4pt;width:10.5pt;height:9.75pt;z-index:251676160;visibility:visible;mso-wrap-style:square;mso-width-percent:0;mso-height-percent:0;mso-wrap-distance-left:9pt;mso-wrap-distance-top:0;mso-wrap-distance-right:9pt;mso-wrap-distance-bottom:0;mso-position-horizontal:absolute;mso-position-horizontal-relative:text;mso-position-vertical:absolute;mso-position-vertical-relative:text;mso-width-percent:0;mso-height-percent:0;mso-width-relative:margin;mso-height-relative:margin;v-text-anchor:middle" o:gfxdata="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" filled="f" strokecolor="windowText" strokeweight="2pt"/>
                   </w:pict>
@@ -9790,7 +9774,6 @@
               </w:rPr>
               <w:t xml:space="preserve"> </w:t>
             </w:r>
-            <w:proofErr w:type="gramStart"/>
             <w:r>
               <w:rPr>
                 <w:rFonts w:ascii="Arial" w:eastAsia="Arial" w:hAnsi="Arial" w:cs="Arial"/>
@@ -9800,7 +9783,6 @@
               </w:rPr>
               <w:t>Of</w:t>
             </w:r>
-            <w:proofErr w:type="gramEnd"/>
             <w:r>
               <w:rPr>
                 <w:rFonts w:ascii="Arial" w:eastAsia="Arial" w:hAnsi="Arial" w:cs="Arial"/>
@@ -10270,7 +10252,7 @@
               </wp:anchor>
             </w:drawing>
           </mc:Choice>
-          <mc:Fallback>
+          <mc:Fallback xmlns:w16se="http://schemas.microsoft.com/office/word/2015/wordml/symex" xmlns:w16cid="http://schemas.microsoft.com/office/word/2016/wordml/cid" xmlns:am3d="http://schemas.microsoft.com/office/drawing/2017/model3d" xmlns:aink="http://schemas.microsoft.com/office/drawing/2016/ink" xmlns:cx8="http://schemas.microsoft.com/office/drawing/2016/5/14/chartex" xmlns:cx7="http://schemas.microsoft.com/office/drawing/2016/5/13/chartex" xmlns:cx6="http://schemas.microsoft.com/office/drawing/2016/5/12/chartex" xmlns:cx5="http://schemas.microsoft.com/office/drawing/2016/5/11/chartex" xmlns:cx4="http://schemas.microsoft.com/office/drawing/2016/5/10/chartex" xmlns:cx3="http://schemas.microsoft.com/office/drawing/2016/5/9/chartex" xmlns:cx2="http://schemas.microsoft.com/office/drawing/2015/10/21/chartex" xmlns:cx1="http://schemas.microsoft.com/office/drawing/2015/9/8/chartex" xmlns:cx="http://schemas.microsoft.com/office/drawing/2014/chartex">
             <w:pict>
               <v:group w14:anchorId="43F2AB2B" id="Group 2" o:spid="_x0000_s1026" style="position:absolute;margin-left:19.2pt;margin-top:670.2pt;width:573.95pt;height:102.3pt;z-index:-251644416;mso-position-horizontal-relative:page;mso-position-vertical-relative:page" coordorigin="384,13342" coordsize="11479,2013" o:gfxdata="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">
                 <v:shape id="Freeform 5" o:spid="_x0000_s1027" style="position:absolute;left:1012;top:13534;width:183;height:161;visibility:visible;mso-wrap-style:square;v-text-anchor:top" coordsize="183,161" o:gfxdata="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" path="m,l182,r,160l,160,,xe" filled="f" strokecolor="#221f1f" strokeweight=".96pt">
@@ -10434,7 +10416,7 @@
               </wp:anchor>
             </w:drawing>
           </mc:Choice>
-          <mc:Fallback>
+          <mc:Fallback xmlns:w16se="http://schemas.microsoft.com/office/word/2015/wordml/symex" xmlns:w16cid="http://schemas.microsoft.com/office/word/2016/wordml/cid" xmlns:am3d="http://schemas.microsoft.com/office/drawing/2017/model3d" xmlns:aink="http://schemas.microsoft.com/office/drawing/2016/ink" xmlns:cx8="http://schemas.microsoft.com/office/drawing/2016/5/14/chartex" xmlns:cx7="http://schemas.microsoft.com/office/drawing/2016/5/13/chartex" xmlns:cx6="http://schemas.microsoft.com/office/drawing/2016/5/12/chartex" xmlns:cx5="http://schemas.microsoft.com/office/drawing/2016/5/11/chartex" xmlns:cx4="http://schemas.microsoft.com/office/drawing/2016/5/10/chartex" xmlns:cx3="http://schemas.microsoft.com/office/drawing/2016/5/9/chartex" xmlns:cx2="http://schemas.microsoft.com/office/drawing/2015/10/21/chartex" xmlns:cx1="http://schemas.microsoft.com/office/drawing/2015/9/8/chartex" xmlns:cx="http://schemas.microsoft.com/office/drawing/2014/chartex">
             <w:pict>
               <v:group w14:anchorId="73479448" id="Group 38" o:spid="_x0000_s1026" style="position:absolute;margin-left:98.25pt;margin-top:22.4pt;width:9.15pt;height:8.05pt;z-index:-251660800;mso-position-horizontal-relative:page;mso-position-vertical-relative:page" coordorigin="1965,448" coordsize="183,161" o:gfxdata="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">
                 <v:shape id="Freeform 39" o:spid="_x0000_s1027" style="position:absolute;left:1965;top:448;width:183;height:161;visibility:visible;mso-wrap-style:square;v-text-anchor:top" coordsize="183,161" o:gfxdata="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" path="m,l182,r,160l,160,,xe" filled="f" strokecolor="#221f1f" strokeweight=".96pt">
@@ -10592,7 +10574,7 @@
               </wp:anchor>
             </w:drawing>
           </mc:Choice>
-          <mc:Fallback>
+          <mc:Fallback xmlns:w16se="http://schemas.microsoft.com/office/word/2015/wordml/symex" xmlns:w16cid="http://schemas.microsoft.com/office/word/2016/wordml/cid" xmlns:am3d="http://schemas.microsoft.com/office/drawing/2017/model3d" xmlns:aink="http://schemas.microsoft.com/office/drawing/2016/ink" xmlns:cx8="http://schemas.microsoft.com/office/drawing/2016/5/14/chartex" xmlns:cx7="http://schemas.microsoft.com/office/drawing/2016/5/13/chartex" xmlns:cx6="http://schemas.microsoft.com/office/drawing/2016/5/12/chartex" xmlns:cx5="http://schemas.microsoft.com/office/drawing/2016/5/11/chartex" xmlns:cx4="http://schemas.microsoft.com/office/drawing/2016/5/10/chartex" xmlns:cx3="http://schemas.microsoft.com/office/drawing/2016/5/9/chartex" xmlns:cx2="http://schemas.microsoft.com/office/drawing/2015/10/21/chartex" xmlns:cx1="http://schemas.microsoft.com/office/drawing/2015/9/8/chartex" xmlns:cx="http://schemas.microsoft.com/office/drawing/2014/chartex">
             <w:pict>
               <v:group w14:anchorId="317EB344" id="Group 36" o:spid="_x0000_s1026" style="position:absolute;margin-left:282.2pt;margin-top:22.4pt;width:9.15pt;height:8.05pt;z-index:-251659776;mso-position-horizontal-relative:page;mso-position-vertical-relative:page" coordorigin="5644,448" coordsize="183,161" o:gfxdata="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">
                 <v:shape id="Freeform 37" o:spid="_x0000_s1027" style="position:absolute;left:5644;top:448;width:183;height:161;visibility:visible;mso-wrap-style:square;v-text-anchor:top" coordsize="183,161" o:gfxdata="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" path="m,l182,r,160l,160,,xe" filled="f" strokecolor="#221f1f" strokeweight=".96pt">
@@ -10715,7 +10697,7 @@
               </wp:anchor>
             </w:drawing>
           </mc:Choice>
-          <mc:Fallback>
+          <mc:Fallback xmlns:w16se="http://schemas.microsoft.com/office/word/2015/wordml/symex" xmlns:w16cid="http://schemas.microsoft.com/office/word/2016/wordml/cid" xmlns:am3d="http://schemas.microsoft.com/office/drawing/2017/model3d" xmlns:aink="http://schemas.microsoft.com/office/drawing/2016/ink" xmlns:cx8="http://schemas.microsoft.com/office/drawing/2016/5/14/chartex" xmlns:cx7="http://schemas.microsoft.com/office/drawing/2016/5/13/chartex" xmlns:cx6="http://schemas.microsoft.com/office/drawing/2016/5/12/chartex" xmlns:cx5="http://schemas.microsoft.com/office/drawing/2016/5/11/chartex" xmlns:cx4="http://schemas.microsoft.com/office/drawing/2016/5/10/chartex" xmlns:cx3="http://schemas.microsoft.com/office/drawing/2016/5/9/chartex" xmlns:cx2="http://schemas.microsoft.com/office/drawing/2015/10/21/chartex" xmlns:cx1="http://schemas.microsoft.com/office/drawing/2015/9/8/chartex" xmlns:cx="http://schemas.microsoft.com/office/drawing/2014/chartex">
             <w:pict>
               <v:group w14:anchorId="119FAE87" id="Group 34" o:spid="_x0000_s1026" style="position:absolute;margin-left:132.5pt;margin-top:50.5pt;width:191.5pt;height:0;z-index:-251658752;mso-position-horizontal-relative:page;mso-position-vertical-relative:page" coordorigin="2650,1010" coordsize="3830,0" o:gfxdata="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">
                 <v:shape id="Freeform 35" o:spid="_x0000_s1027" style="position:absolute;left:2650;top:1010;width:3830;height:0;visibility:visible;mso-wrap-style:square;v-text-anchor:top" coordsize="3830,0" o:gfxdata="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" path="m,l3830,e" filled="f" strokecolor="#221f1f" strokeweight=".96pt">
@@ -10838,7 +10820,7 @@
               </wp:anchor>
             </w:drawing>
           </mc:Choice>
-          <mc:Fallback>
+          <mc:Fallback xmlns:w16se="http://schemas.microsoft.com/office/word/2015/wordml/symex" xmlns:w16cid="http://schemas.microsoft.com/office/word/2016/wordml/cid" xmlns:am3d="http://schemas.microsoft.com/office/drawing/2017/model3d" xmlns:aink="http://schemas.microsoft.com/office/drawing/2016/ink" xmlns:cx8="http://schemas.microsoft.com/office/drawing/2016/5/14/chartex" xmlns:cx7="http://schemas.microsoft.com/office/drawing/2016/5/13/chartex" xmlns:cx6="http://schemas.microsoft.com/office/drawing/2016/5/12/chartex" xmlns:cx5="http://schemas.microsoft.com/office/drawing/2016/5/11/chartex" xmlns:cx4="http://schemas.microsoft.com/office/drawing/2016/5/10/chartex" xmlns:cx3="http://schemas.microsoft.com/office/drawing/2016/5/9/chartex" xmlns:cx2="http://schemas.microsoft.com/office/drawing/2015/10/21/chartex" xmlns:cx1="http://schemas.microsoft.com/office/drawing/2015/9/8/chartex" xmlns:cx="http://schemas.microsoft.com/office/drawing/2014/chartex">
             <w:pict>
               <v:group w14:anchorId="5382D296" id="Group 32" o:spid="_x0000_s1026" style="position:absolute;margin-left:411.7pt;margin-top:50.5pt;width:174.1pt;height:0;z-index:-251657728;mso-position-horizontal-relative:page;mso-position-vertical-relative:page" coordorigin="8234,1010" coordsize="3482,0" o:gfxdata="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">
                 <v:shape id="Freeform 33" o:spid="_x0000_s1027" style="position:absolute;left:8234;top:1010;width:3482;height:0;visibility:visible;mso-wrap-style:square;v-text-anchor:top" coordsize="3482,0" o:gfxdata="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" path="m,l3483,e" filled="f" strokecolor="#221f1f" strokeweight=".96pt">
@@ -10961,7 +10943,7 @@
               </wp:anchor>
             </w:drawing>
           </mc:Choice>
-          <mc:Fallback>
+          <mc:Fallback xmlns:w16se="http://schemas.microsoft.com/office/word/2015/wordml/symex" xmlns:w16cid="http://schemas.microsoft.com/office/word/2016/wordml/cid" xmlns:am3d="http://schemas.microsoft.com/office/drawing/2017/model3d" xmlns:aink="http://schemas.microsoft.com/office/drawing/2016/ink" xmlns:cx8="http://schemas.microsoft.com/office/drawing/2016/5/14/chartex" xmlns:cx7="http://schemas.microsoft.com/office/drawing/2016/5/13/chartex" xmlns:cx6="http://schemas.microsoft.com/office/drawing/2016/5/12/chartex" xmlns:cx5="http://schemas.microsoft.com/office/drawing/2016/5/11/chartex" xmlns:cx4="http://schemas.microsoft.com/office/drawing/2016/5/10/chartex" xmlns:cx3="http://schemas.microsoft.com/office/drawing/2016/5/9/chartex" xmlns:cx2="http://schemas.microsoft.com/office/drawing/2015/10/21/chartex" xmlns:cx1="http://schemas.microsoft.com/office/drawing/2015/9/8/chartex" xmlns:cx="http://schemas.microsoft.com/office/drawing/2014/chartex">
             <w:pict>
               <v:group w14:anchorId="191D08A7" id="Group 30" o:spid="_x0000_s1026" style="position:absolute;margin-left:310.2pt;margin-top:253.7pt;width:97.8pt;height:0;z-index:-251656704;mso-position-horizontal-relative:page;mso-position-vertical-relative:page" coordorigin="6204,5074" coordsize="1956,0" o:gfxdata="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">
                 <v:shape id="Freeform 31" o:spid="_x0000_s1027" style="position:absolute;left:6204;top:5074;width:1956;height:0;visibility:visible;mso-wrap-style:square;v-text-anchor:top" coordsize="1956,0" o:gfxdata="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" path="m,l1956,e" filled="f" strokecolor="#221f1f" strokeweight=".96pt">
@@ -11084,7 +11066,7 @@
               </wp:anchor>
             </w:drawing>
           </mc:Choice>
-          <mc:Fallback>
+          <mc:Fallback xmlns:w16se="http://schemas.microsoft.com/office/word/2015/wordml/symex" xmlns:w16cid="http://schemas.microsoft.com/office/word/2016/wordml/cid" xmlns:am3d="http://schemas.microsoft.com/office/drawing/2017/model3d" xmlns:aink="http://schemas.microsoft.com/office/drawing/2016/ink" xmlns:cx8="http://schemas.microsoft.com/office/drawing/2016/5/14/chartex" xmlns:cx7="http://schemas.microsoft.com/office/drawing/2016/5/13/chartex" xmlns:cx6="http://schemas.microsoft.com/office/drawing/2016/5/12/chartex" xmlns:cx5="http://schemas.microsoft.com/office/drawing/2016/5/11/chartex" xmlns:cx4="http://schemas.microsoft.com/office/drawing/2016/5/10/chartex" xmlns:cx3="http://schemas.microsoft.com/office/drawing/2016/5/9/chartex" xmlns:cx2="http://schemas.microsoft.com/office/drawing/2015/10/21/chartex" xmlns:cx1="http://schemas.microsoft.com/office/drawing/2015/9/8/chartex" xmlns:cx="http://schemas.microsoft.com/office/drawing/2014/chartex">
             <w:pict>
               <v:group w14:anchorId="0FCB54AB" id="Group 28" o:spid="_x0000_s1026" style="position:absolute;margin-left:415.9pt;margin-top:253.55pt;width:168.7pt;height:0;z-index:-251655680;mso-position-horizontal-relative:page;mso-position-vertical-relative:page" coordorigin="8318,5071" coordsize="3374,0" o:gfxdata="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">
                 <v:shape id="Freeform 29" o:spid="_x0000_s1027" style="position:absolute;left:8318;top:5071;width:3374;height:0;visibility:visible;mso-wrap-style:square;v-text-anchor:top" coordsize="3374,0" o:gfxdata="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" path="m,l3375,e" filled="f" strokecolor="#221f1f" strokeweight=".96pt">
@@ -11242,7 +11224,7 @@
               </wp:anchor>
             </w:drawing>
           </mc:Choice>
-          <mc:Fallback>
+          <mc:Fallback xmlns:w16se="http://schemas.microsoft.com/office/word/2015/wordml/symex" xmlns:w16cid="http://schemas.microsoft.com/office/word/2016/wordml/cid" xmlns:am3d="http://schemas.microsoft.com/office/drawing/2017/model3d" xmlns:aink="http://schemas.microsoft.com/office/drawing/2016/ink" xmlns:cx8="http://schemas.microsoft.com/office/drawing/2016/5/14/chartex" xmlns:cx7="http://schemas.microsoft.com/office/drawing/2016/5/13/chartex" xmlns:cx6="http://schemas.microsoft.com/office/drawing/2016/5/12/chartex" xmlns:cx5="http://schemas.microsoft.com/office/drawing/2016/5/11/chartex" xmlns:cx4="http://schemas.microsoft.com/office/drawing/2016/5/10/chartex" xmlns:cx3="http://schemas.microsoft.com/office/drawing/2016/5/9/chartex" xmlns:cx2="http://schemas.microsoft.com/office/drawing/2015/10/21/chartex" xmlns:cx1="http://schemas.microsoft.com/office/drawing/2015/9/8/chartex" xmlns:cx="http://schemas.microsoft.com/office/drawing/2014/chartex">
             <w:pict>
               <v:group w14:anchorId="2B97F09F" id="Group 26" o:spid="_x0000_s1026" style="position:absolute;margin-left:92.85pt;margin-top:284.15pt;width:9.15pt;height:8.05pt;z-index:-251654656;mso-position-horizontal-relative:page;mso-position-vertical-relative:page" coordorigin="1857,5683" coordsize="183,161" o:gfxdata="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">
                 <v:shape id="Freeform 27" o:spid="_x0000_s1027" style="position:absolute;left:1857;top:5683;width:183;height:161;visibility:visible;mso-wrap-style:square;v-text-anchor:top" coordsize="183,161" o:gfxdata="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" path="m,l182,r,160l,160,,xe" filled="f" strokecolor="#221f1f" strokeweight=".96pt">
@@ -11325,7 +11307,17 @@
           <w:sz w:val="18"/>
           <w:szCs w:val="18"/>
         </w:rPr>
-        <w:t>CHECK</w:t>
+        <w:t>VAMED</w:t>
+      </w:r>
+      <w:r>
+        <w:rPr>
+          <w:rFonts w:ascii="Arial" w:eastAsia="Arial" w:hAnsi="Arial" w:cs="Arial"/>
+          <w:b/>
+          <w:color w:val="221F1F"/>
+          <w:sz w:val="18"/>
+          <w:szCs w:val="18"/>
+        </w:rPr>
+        <w:t>K</w:t>
       </w:r>
       <w:r>
         <w:rPr>
@@ -11618,7 +11610,7 @@
               </wp:anchor>
             </w:drawing>
           </mc:Choice>
-          <mc:Fallback>
+          <mc:Fallback xmlns:w16se="http://schemas.microsoft.com/office/word/2015/wordml/symex" xmlns:w16cid="http://schemas.microsoft.com/office/word/2016/wordml/cid" xmlns:am3d="http://schemas.microsoft.com/office/drawing/2017/model3d" xmlns:aink="http://schemas.microsoft.com/office/drawing/2016/ink" xmlns:cx8="http://schemas.microsoft.com/office/drawing/2016/5/14/chartex" xmlns:cx7="http://schemas.microsoft.com/office/drawing/2016/5/13/chartex" xmlns:cx6="http://schemas.microsoft.com/office/drawing/2016/5/12/chartex" xmlns:cx5="http://schemas.microsoft.com/office/drawing/2016/5/11/chartex" xmlns:cx4="http://schemas.microsoft.com/office/drawing/2016/5/10/chartex" xmlns:cx3="http://schemas.microsoft.com/office/drawing/2016/5/9/chartex" xmlns:cx2="http://schemas.microsoft.com/office/drawing/2015/10/21/chartex" xmlns:cx1="http://schemas.microsoft.com/office/drawing/2015/9/8/chartex" xmlns:cx="http://schemas.microsoft.com/office/drawing/2014/chartex">
             <w:pict>
               <v:group w14:anchorId="011278BA" id="Group 14" o:spid="_x0000_s1026" style="position:absolute;margin-left:19.05pt;margin-top:17.4pt;width:15.4pt;height:358.45pt;z-index:-251661824;mso-position-horizontal-relative:page;mso-position-vertical-relative:page" coordorigin="381,348" coordsize="308,7169" o:gfxdata="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">
                 <v:shape id="Freeform 15" o:spid="_x0000_s1027" style="position:absolute;left:381;top:348;width:308;height:7169;visibility:visible;mso-wrap-style:square;v-text-anchor:top" coordsize="308,7169" o:gfxdata="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" path="m,l307,r,7168l,7168,,xe" filled="f" strokecolor="#221f1f" strokeweight=".96pt">
@@ -11776,7 +11768,7 @@
               </wp:anchor>
             </w:drawing>
           </mc:Choice>
-          <mc:Fallback>
+          <mc:Fallback xmlns:w16se="http://schemas.microsoft.com/office/word/2015/wordml/symex" xmlns:w16cid="http://schemas.microsoft.com/office/word/2016/wordml/cid" xmlns:am3d="http://schemas.microsoft.com/office/drawing/2017/model3d" xmlns:aink="http://schemas.microsoft.com/office/drawing/2016/ink" xmlns:cx8="http://schemas.microsoft.com/office/drawing/2016/5/14/chartex" xmlns:cx7="http://schemas.microsoft.com/office/drawing/2016/5/13/chartex" xmlns:cx6="http://schemas.microsoft.com/office/drawing/2016/5/12/chartex" xmlns:cx5="http://schemas.microsoft.com/office/drawing/2016/5/11/chartex" xmlns:cx4="http://schemas.microsoft.com/office/drawing/2016/5/10/chartex" xmlns:cx3="http://schemas.microsoft.com/office/drawing/2016/5/9/chartex" xmlns:cx2="http://schemas.microsoft.com/office/drawing/2015/10/21/chartex" xmlns:cx1="http://schemas.microsoft.com/office/drawing/2015/9/8/chartex" xmlns:cx="http://schemas.microsoft.com/office/drawing/2014/chartex">
             <w:pict>
               <v:group w14:anchorId="7775500B" id="Group 12" o:spid="_x0000_s1026" style="position:absolute;margin-left:61.3pt;margin-top:304.65pt;width:9.15pt;height:8.05pt;z-index:-251653632;mso-position-horizontal-relative:page;mso-position-vertical-relative:page" coordorigin="1226,6093" coordsize="183,161" o:gfxdata="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">
                 <v:shape id="Freeform 13" o:spid="_x0000_s1027" style="position:absolute;left:1226;top:6093;width:183;height:161;visibility:visible;mso-wrap-style:square;v-text-anchor:top" coordsize="183,161" o:gfxdata="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" path="m,l182,r,160l,160,,xe" filled="f" strokecolor="#221f1f" strokeweight=".96pt">
@@ -11934,7 +11926,7 @@
               </wp:anchor>
             </w:drawing>
           </mc:Choice>
-          <mc:Fallback>
+          <mc:Fallback xmlns:w16se="http://schemas.microsoft.com/office/word/2015/wordml/symex" xmlns:w16cid="http://schemas.microsoft.com/office/word/2016/wordml/cid" xmlns:am3d="http://schemas.microsoft.com/office/drawing/2017/model3d" xmlns:aink="http://schemas.microsoft.com/office/drawing/2016/ink" xmlns:cx8="http://schemas.microsoft.com/office/drawing/2016/5/14/chartex" xmlns:cx7="http://schemas.microsoft.com/office/drawing/2016/5/13/chartex" xmlns:cx6="http://schemas.microsoft.com/office/drawing/2016/5/12/chartex" xmlns:cx5="http://schemas.microsoft.com/office/drawing/2016/5/11/chartex" xmlns:cx4="http://schemas.microsoft.com/office/drawing/2016/5/10/chartex" xmlns:cx3="http://schemas.microsoft.com/office/drawing/2016/5/9/chartex" xmlns:cx2="http://schemas.microsoft.com/office/drawing/2015/10/21/chartex" xmlns:cx1="http://schemas.microsoft.com/office/drawing/2015/9/8/chartex" xmlns:cx="http://schemas.microsoft.com/office/drawing/2014/chartex">
             <w:pict>
               <v:group w14:anchorId="44268467" id="Group 8" o:spid="_x0000_s1026" style="position:absolute;margin-left:18.9pt;margin-top:-291.65pt;width:15.4pt;height:271.2pt;z-index:-251651584;mso-position-horizontal-relative:page" coordorigin="378,-5833" coordsize="308,5424" o:gfxdata="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">
                 <v:shape id="Freeform 9" o:spid="_x0000_s1027" style="position:absolute;left:378;top:-5833;width:308;height:5424;visibility:visible;mso-wrap-style:square;v-text-anchor:top" coordsize="308,5424" o:gfxdata="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" path="m,l307,r,5423l,5423,,xe" filled="f" strokecolor="#221f1f" strokeweight=".96pt">
@@ -12138,7 +12130,6 @@
         </w:rPr>
         <w:t xml:space="preserve"> </w:t>
       </w:r>
-      <w:proofErr w:type="spellStart"/>
       <w:r>
         <w:rPr>
           <w:rFonts w:ascii="Arial" w:eastAsia="Arial" w:hAnsi="Arial" w:cs="Arial"/>
@@ -12148,7 +12139,6 @@
         </w:rPr>
         <w:t>Labour</w:t>
       </w:r>
-      <w:proofErr w:type="spellEnd"/>
       <w:r>
         <w:rPr>
           <w:rFonts w:ascii="Arial" w:eastAsia="Arial" w:hAnsi="Arial" w:cs="Arial"/>
@@ -12765,7 +12755,7 @@
 </file>
 
 <file path=word/endnotes.xml><?xml version="1.0" encoding="utf-8"?>
-<w:endnotes xmlns:wpc="http://schemas.microsoft.com/office/word/2010/wordprocessingCanvas" xmlns:cx="http://schemas.microsoft.com/office/drawing/2014/chartex" xmlns:cx1="http://schemas.microsoft.com/office/drawing/2015/9/8/chartex" xmlns:cx2="http://schemas.microsoft.com/office/drawing/2015/10/21/chartex" xmlns:cx3="http://schemas.microsoft.com/office/drawing/2016/5/9/chartex" xmlns:cx4="http://schemas.microsoft.com/office/drawing/2016/5/10/chartex" xmlns:cx5="http://schemas.microsoft.com/office/drawing/2016/5/11/chartex" xmlns:cx6="http://schemas.microsoft.com/office/drawing/2016/5/12/chartex" xmlns:cx7="http://schemas.microsoft.com/office/drawing/2016/5/13/chartex" xmlns:cx8="http://schemas.microsoft.com/office/drawing/2016/5/14/chartex" xmlns:mc="http://schemas.openxmlformats.org/markup-compatibility/2006" xmlns:aink="http://schemas.microsoft.com/office/drawing/2016/ink" xmlns:am3d="http://schemas.microsoft.com/office/drawing/2017/model3d" xmlns:o="urn:schemas-microsoft-com:office:office" xmlns:r="http://schemas.openxmlformats.org/officeDocument/2006/relationships" xmlns:m="http://schemas.openxmlformats.org/officeDocument/2006/math" xmlns:v="urn:schemas-microsoft-com:vml" xmlns:wp14="http://schemas.microsoft.com/office/word/2010/wordprocessingDrawing" xmlns:wp="http://schemas.openxmlformats.org/drawingml/2006/wordprocessingDrawing" xmlns:w10="urn:schemas-microsoft-com:office:word" xmlns:w="http://schemas.openxmlformats.org/wordprocessingml/2006/main" xmlns:w14="http://schemas.microsoft.com/office/word/2010/wordml" xmlns:w15="http://schemas.microsoft.com/office/word/2012/wordml" xmlns:w16cid="http://schemas.microsoft.com/office/word/2016/wordml/cid" xmlns:w16se="http://schemas.microsoft.com/office/word/2015/wordml/symex" xmlns:wpg="http://schemas.microsoft.com/office/word/2010/wordprocessingGroup" xmlns:wpi="http://schemas.microsoft.com/office/word/2010/wordprocessingInk" xmlns:wne="http://schemas.microsoft.com/office/word/2006/wordml" xmlns:wps="http://schemas.microsoft.com/office/word/2010/wordprocessingShape" mc:Ignorable="w14 w15 w16se w16cid wp14">
+<w:endnotes xmlns:wpc="http://schemas.microsoft.com/office/word/2010/wordprocessingCanvas" xmlns:mc="http://schemas.openxmlformats.org/markup-compatibility/2006" xmlns:o="urn:schemas-microsoft-com:office:office" xmlns:r="http://schemas.openxmlformats.org/officeDocument/2006/relationships" xmlns:m="http://schemas.openxmlformats.org/officeDocument/2006/math" xmlns:v="urn:schemas-microsoft-com:vml" xmlns:wp14="http://schemas.microsoft.com/office/word/2010/wordprocessingDrawing" xmlns:wp="http://schemas.openxmlformats.org/drawingml/2006/wordprocessingDrawing" xmlns:w10="urn:schemas-microsoft-com:office:word" xmlns:w="http://schemas.openxmlformats.org/wordprocessingml/2006/main" xmlns:w14="http://schemas.microsoft.com/office/word/2010/wordml" xmlns:w15="http://schemas.microsoft.com/office/word/2012/wordml" xmlns:wpg="http://schemas.microsoft.com/office/word/2010/wordprocessingGroup" xmlns:wpi="http://schemas.microsoft.com/office/word/2010/wordprocessingInk" xmlns:wne="http://schemas.microsoft.com/office/word/2006/wordml" xmlns:wps="http://schemas.microsoft.com/office/word/2010/wordprocessingShape" mc:Ignorable="w14 w15 wp14">
   <w:endnote w:type="separator" w:id="-1">
     <w:p>
       <w:r>
@@ -12784,7 +12774,7 @@
 </file>
 
 <file path=word/footnotes.xml><?xml version="1.0" encoding="utf-8"?>
-<w:footnotes xmlns:wpc="http://schemas.microsoft.com/office/word/2010/wordprocessingCanvas" xmlns:cx="http://schemas.microsoft.com/office/drawing/2014/chartex" xmlns:cx1="http://schemas.microsoft.com/office/drawing/2015/9/8/chartex" xmlns:cx2="http://schemas.microsoft.com/office/drawing/2015/10/21/chartex" xmlns:cx3="http://schemas.microsoft.com/office/drawing/2016/5/9/chartex" xmlns:cx4="http://schemas.microsoft.com/office/drawing/2016/5/10/chartex" xmlns:cx5="http://schemas.microsoft.com/office/drawing/2016/5/11/chartex" xmlns:cx6="http://schemas.microsoft.com/office/drawing/2016/5/12/chartex" xmlns:cx7="http://schemas.microsoft.com/office/drawing/2016/5/13/chartex" xmlns:cx8="http://schemas.microsoft.com/office/drawing/2016/5/14/chartex" xmlns:mc="http://schemas.openxmlformats.org/markup-compatibility/2006" xmlns:aink="http://schemas.microsoft.com/office/drawing/2016/ink" xmlns:am3d="http://schemas.microsoft.com/office/drawing/2017/model3d" xmlns:o="urn:schemas-microsoft-com:office:office" xmlns:r="http://schemas.openxmlformats.org/officeDocument/2006/relationships" xmlns:m="http://schemas.openxmlformats.org/officeDocument/2006/math" xmlns:v="urn:schemas-microsoft-com:vml" xmlns:wp14="http://schemas.microsoft.com/office/word/2010/wordprocessingDrawing" xmlns:wp="http://schemas.openxmlformats.org/drawingml/2006/wordprocessingDrawing" xmlns:w10="urn:schemas-microsoft-com:office:word" xmlns:w="http://schemas.openxmlformats.org/wordprocessingml/2006/main" xmlns:w14="http://schemas.microsoft.com/office/word/2010/wordml" xmlns:w15="http://schemas.microsoft.com/office/word/2012/wordml" xmlns:w16cid="http://schemas.microsoft.com/office/word/2016/wordml/cid" xmlns:w16se="http://schemas.microsoft.com/office/word/2015/wordml/symex" xmlns:wpg="http://schemas.microsoft.com/office/word/2010/wordprocessingGroup" xmlns:wpi="http://schemas.microsoft.com/office/word/2010/wordprocessingInk" xmlns:wne="http://schemas.microsoft.com/office/word/2006/wordml" xmlns:wps="http://schemas.microsoft.com/office/word/2010/wordprocessingShape" mc:Ignorable="w14 w15 w16se w16cid wp14">
+<w:footnotes xmlns:wpc="http://schemas.microsoft.com/office/word/2010/wordprocessingCanvas" xmlns:mc="http://schemas.openxmlformats.org/markup-compatibility/2006" xmlns:o="urn:schemas-microsoft-com:office:office" xmlns:r="http://schemas.openxmlformats.org/officeDocument/2006/relationships" xmlns:m="http://schemas.openxmlformats.org/officeDocument/2006/math" xmlns:v="urn:schemas-microsoft-com:vml" xmlns:wp14="http://schemas.microsoft.com/office/word/2010/wordprocessingDrawing" xmlns:wp="http://schemas.openxmlformats.org/drawingml/2006/wordprocessingDrawing" xmlns:w10="urn:schemas-microsoft-com:office:word" xmlns:w="http://schemas.openxmlformats.org/wordprocessingml/2006/main" xmlns:w14="http://schemas.microsoft.com/office/word/2010/wordml" xmlns:w15="http://schemas.microsoft.com/office/word/2012/wordml" xmlns:wpg="http://schemas.microsoft.com/office/word/2010/wordprocessingGroup" xmlns:wpi="http://schemas.microsoft.com/office/word/2010/wordprocessingInk" xmlns:wne="http://schemas.microsoft.com/office/word/2006/wordml" xmlns:wps="http://schemas.microsoft.com/office/word/2010/wordprocessingShape" mc:Ignorable="w14 w15 wp14">
   <w:footnote w:type="separator" w:id="-1">
     <w:p>
       <w:r>
@@ -12803,7 +12793,7 @@
 </file>
 
 <file path=word/numbering.xml><?xml version="1.0" encoding="utf-8"?>
-<w:numbering xmlns:wpc="http://schemas.microsoft.com/office/word/2010/wordprocessingCanvas" xmlns:cx="http://schemas.microsoft.com/office/drawing/2014/chartex" xmlns:cx1="http://schemas.microsoft.com/office/drawing/2015/9/8/chartex" xmlns:cx2="http://schemas.microsoft.com/office/drawing/2015/10/21/chartex" xmlns:cx3="http://schemas.microsoft.com/office/drawing/2016/5/9/chartex" xmlns:cx4="http://schemas.microsoft.com/office/drawing/2016/5/10/chartex" xmlns:cx5="http://schemas.microsoft.com/office/drawing/2016/5/11/chartex" xmlns:cx6="http://schemas.microsoft.com/office/drawing/2016/5/12/chartex" xmlns:cx7="http://schemas.microsoft.com/office/drawing/2016/5/13/chartex" xmlns:cx8="http://schemas.microsoft.com/office/drawing/2016/5/14/chartex" xmlns:mc="http://schemas.openxmlformats.org/markup-compatibility/2006" xmlns:aink="http://schemas.microsoft.com/office/drawing/2016/ink" xmlns:am3d="http://schemas.microsoft.com/office/drawing/2017/model3d" xmlns:o="urn:schemas-microsoft-com:office:office" xmlns:r="http://schemas.openxmlformats.org/officeDocument/2006/relationships" xmlns:m="http://schemas.openxmlformats.org/officeDocument/2006/math" xmlns:v="urn:schemas-microsoft-com:vml" xmlns:wp14="http://schemas.microsoft.com/office/word/2010/wordprocessingDrawing" xmlns:wp="http://schemas.openxmlformats.org/drawingml/2006/wordprocessingDrawing" xmlns:w10="urn:schemas-microsoft-com:office:word" xmlns:w="http://schemas.openxmlformats.org/wordprocessingml/2006/main" xmlns:w14="http://schemas.microsoft.com/office/word/2010/wordml" xmlns:w15="http://schemas.microsoft.com/office/word/2012/wordml" xmlns:w16cid="http://schemas.microsoft.com/office/word/2016/wordml/cid" xmlns:w16se="http://schemas.microsoft.com/office/word/2015/wordml/symex" xmlns:wpg="http://schemas.microsoft.com/office/word/2010/wordprocessingGroup" xmlns:wpi="http://schemas.microsoft.com/office/word/2010/wordprocessingInk" xmlns:wne="http://schemas.microsoft.com/office/word/2006/wordml" xmlns:wps="http://schemas.microsoft.com/office/word/2010/wordprocessingShape" mc:Ignorable="w14 w15 w16se w16cid wp14">
+<w:numbering xmlns:wpc="http://schemas.microsoft.com/office/word/2010/wordprocessingCanvas" xmlns:mc="http://schemas.openxmlformats.org/markup-compatibility/2006" xmlns:o="urn:schemas-microsoft-com:office:office" xmlns:r="http://schemas.openxmlformats.org/officeDocument/2006/relationships" xmlns:m="http://schemas.openxmlformats.org/officeDocument/2006/math" xmlns:v="urn:schemas-microsoft-com:vml" xmlns:wp14="http://schemas.microsoft.com/office/word/2010/wordprocessingDrawing" xmlns:wp="http://schemas.openxmlformats.org/drawingml/2006/wordprocessingDrawing" xmlns:w10="urn:schemas-microsoft-com:office:word" xmlns:w="http://schemas.openxmlformats.org/wordprocessingml/2006/main" xmlns:w14="http://schemas.microsoft.com/office/word/2010/wordml" xmlns:w15="http://schemas.microsoft.com/office/word/2012/wordml" xmlns:wpg="http://schemas.microsoft.com/office/word/2010/wordprocessingGroup" xmlns:wpi="http://schemas.microsoft.com/office/word/2010/wordprocessingInk" xmlns:wne="http://schemas.microsoft.com/office/word/2006/wordml" xmlns:wps="http://schemas.microsoft.com/office/word/2010/wordprocessingShape" mc:Ignorable="w14 w15 wp14">
   <w:abstractNum w:abstractNumId="0" w15:restartNumberingAfterBreak="0">
     <w:nsid w:val="5C643B0B"/>
     <w:multiLevelType w:val="multilevel"/>
@@ -12933,7 +12923,7 @@
 </file>
 
 <file path=word/styles.xml><?xml version="1.0" encoding="utf-8"?>
-<w:styles xmlns:mc="http://schemas.openxmlformats.org/markup-compatibility/2006" xmlns:r="http://schemas.openxmlformats.org/officeDocument/2006/relationships" xmlns:w="http://schemas.openxmlformats.org/wordprocessingml/2006/main" xmlns:w14="http://schemas.microsoft.com/office/word/2010/wordml" xmlns:w15="http://schemas.microsoft.com/office/word/2012/wordml" xmlns:w16cid="http://schemas.microsoft.com/office/word/2016/wordml/cid" xmlns:w16se="http://schemas.microsoft.com/office/word/2015/wordml/symex" mc:Ignorable="w14 w15 w16se w16cid">
+<w:styles xmlns:mc="http://schemas.openxmlformats.org/markup-compatibility/2006" xmlns:r="http://schemas.openxmlformats.org/officeDocument/2006/relationships" xmlns:w="http://schemas.openxmlformats.org/wordprocessingml/2006/main" xmlns:w14="http://schemas.microsoft.com/office/word/2010/wordml" xmlns:w15="http://schemas.microsoft.com/office/word/2012/wordml" mc:Ignorable="w14 w15">
   <w:docDefaults>
     <w:rPrDefault>
       <w:rPr>
@@ -12943,7 +12933,7 @@
     </w:rPrDefault>
     <w:pPrDefault/>
   </w:docDefaults>
-  <w:latentStyles w:defLockedState="0" w:defUIPriority="99" w:defSemiHidden="0" w:defUnhideWhenUsed="0" w:defQFormat="0" w:count="375">
+  <w:latentStyles w:defLockedState="0" w:defUIPriority="99" w:defSemiHidden="0" w:defUnhideWhenUsed="0" w:defQFormat="0" w:count="371">
     <w:lsdException w:name="Normal" w:uiPriority="0" w:qFormat="1"/>
     <w:lsdException w:name="heading 1" w:uiPriority="9" w:qFormat="1"/>
     <w:lsdException w:name="heading 2" w:semiHidden="1" w:uiPriority="9" w:unhideWhenUsed="1" w:qFormat="1"/>
@@ -13315,10 +13305,6 @@
     <w:lsdException w:name="List Table 5 Dark Accent 6" w:uiPriority="50"/>
     <w:lsdException w:name="List Table 6 Colorful Accent 6" w:uiPriority="51"/>
     <w:lsdException w:name="List Table 7 Colorful Accent 6" w:uiPriority="52"/>
-    <w:lsdException w:name="Mention" w:semiHidden="1" w:unhideWhenUsed="1"/>
-    <w:lsdException w:name="Smart Hyperlink" w:semiHidden="1" w:unhideWhenUsed="1"/>
-    <w:lsdException w:name="Hashtag" w:semiHidden="1" w:unhideWhenUsed="1"/>
-    <w:lsdException w:name="Unresolved Mention" w:semiHidden="1" w:unhideWhenUsed="1"/>
   </w:latentStyles>
   <w:style w:type="paragraph" w:default="1" w:styleId="Normal">
     <w:name w:val="Normal"/>
@@ -14098,7 +14084,7 @@
 </file>
 
 <file path=customXml/itemProps1.xml><?xml version="1.0" encoding="utf-8"?>
-<ds:datastoreItem xmlns:ds="http://schemas.openxmlformats.org/officeDocument/2006/customXml" ds:itemID="{B152290D-D05C-4EF2-AF2E-29ACB160B718}">
+<ds:datastoreItem xmlns:ds="http://schemas.openxmlformats.org/officeDocument/2006/customXml" ds:itemID="{A05FFEC4-D386-46E3-82B9-5EEB4FB22102}">
   <ds:schemaRefs>
     <ds:schemaRef ds:uri="http://schemas.openxmlformats.org/officeDocument/2006/bibliography"/>
   </ds:schemaRefs>
